--- a/storage/app/plantillas/protocolo-optra-CT.docx
+++ b/storage/app/plantillas/protocolo-optra-CT.docx
@@ -27879,7 +27879,7 @@
         <w:spacing w:before="1"/>
         <w:ind w:hanging="361"/>
         <w:rPr>
-          <w:sz w:val="20"/>
+          <w:lang w:val="es-MX"/>
         </w:rPr>
       </w:pPr>
       <w:proofErr w:type="gramStart"/>
@@ -27914,17 +27914,14 @@
         </w:rPr>
         <w:t xml:space="preserve">  </w:t>
       </w:r>
-      <w:hyperlink r:id="rId12">
-        <w:r>
-          <w:rPr>
-            <w:color w:val="000000"/>
-            <w:spacing w:val="-2"/>
-            <w:sz w:val="20"/>
-            <w:shd w:val="clear" w:color="auto" w:fill="FFFF00"/>
-          </w:rPr>
-          <w:t>recursoshumanos@optra.com</w:t>
-        </w:r>
-      </w:hyperlink>
+      <w:r>
+        <w:rPr>
+          <w:b/>
+          <w:bCs/>
+          <w:lang w:val="es-MX"/>
+        </w:rPr>
+        <w:t>buzon_denuncia@consorcio-optra.com</w:t>
+      </w:r>
     </w:p>
     <w:p>
       <w:pPr>
@@ -28659,324 +28656,103 @@
     <w:p>
       <w:pPr>
         <w:pStyle w:val="Textoindependiente"/>
+        <w:spacing w:before="46"/>
         <w:ind w:left="945"/>
+        <w:rPr>
+          <w:w w:val="105"/>
+          <w:lang w:val="es-MX"/>
+        </w:rPr>
       </w:pPr>
       <w:r>
         <w:rPr>
           <w:w w:val="105"/>
-        </w:rPr>
-        <w:t>Tiempo</w:t>
-      </w:r>
-      <w:r>
-        <w:rPr>
-          <w:rFonts w:ascii="Times New Roman" w:hAnsi="Times New Roman"/>
-          <w:spacing w:val="35"/>
-          <w:w w:val="105"/>
-        </w:rPr>
-        <w:t xml:space="preserve"> </w:t>
-      </w:r>
-      <w:r>
-        <w:rPr>
-          <w:w w:val="105"/>
-        </w:rPr>
-        <w:t>para</w:t>
-      </w:r>
-      <w:r>
-        <w:rPr>
-          <w:rFonts w:ascii="Times New Roman" w:hAnsi="Times New Roman"/>
-          <w:spacing w:val="38"/>
-          <w:w w:val="105"/>
-        </w:rPr>
-        <w:t xml:space="preserve"> </w:t>
-      </w:r>
-      <w:proofErr w:type="spellStart"/>
-      <w:r>
-        <w:rPr>
-          <w:w w:val="105"/>
-        </w:rPr>
-        <w:t>recibir</w:t>
-      </w:r>
-      <w:proofErr w:type="spellEnd"/>
-      <w:r>
-        <w:rPr>
-          <w:rFonts w:ascii="Times New Roman" w:hAnsi="Times New Roman"/>
-          <w:spacing w:val="42"/>
-          <w:w w:val="105"/>
-        </w:rPr>
-        <w:t xml:space="preserve"> </w:t>
-      </w:r>
-      <w:proofErr w:type="spellStart"/>
-      <w:r>
-        <w:rPr>
-          <w:w w:val="105"/>
-        </w:rPr>
-        <w:t>queja</w:t>
-      </w:r>
-      <w:proofErr w:type="spellEnd"/>
-      <w:r>
-        <w:rPr>
-          <w:rFonts w:ascii="Times New Roman" w:hAnsi="Times New Roman"/>
-          <w:spacing w:val="35"/>
-          <w:w w:val="105"/>
-        </w:rPr>
-        <w:t xml:space="preserve"> </w:t>
-      </w:r>
-      <w:r>
-        <w:rPr>
-          <w:color w:val="000000"/>
-          <w:w w:val="105"/>
-          <w:shd w:val="clear" w:color="auto" w:fill="FFFF00"/>
-        </w:rPr>
-        <w:t>(</w:t>
-      </w:r>
-      <w:proofErr w:type="spellStart"/>
-      <w:r>
-        <w:rPr>
-          <w:color w:val="000000"/>
-          <w:w w:val="105"/>
-          <w:shd w:val="clear" w:color="auto" w:fill="FFFF00"/>
-        </w:rPr>
-        <w:t>ej</w:t>
-      </w:r>
-      <w:proofErr w:type="spellEnd"/>
-      <w:r>
-        <w:rPr>
-          <w:color w:val="000000"/>
-          <w:w w:val="105"/>
-          <w:shd w:val="clear" w:color="auto" w:fill="FFFF00"/>
-        </w:rPr>
-        <w:t>.</w:t>
-      </w:r>
-      <w:r>
-        <w:rPr>
-          <w:rFonts w:ascii="Times New Roman" w:hAnsi="Times New Roman"/>
-          <w:color w:val="000000"/>
-          <w:spacing w:val="35"/>
-          <w:w w:val="105"/>
-          <w:shd w:val="clear" w:color="auto" w:fill="FFFF00"/>
-        </w:rPr>
-        <w:t xml:space="preserve"> </w:t>
-      </w:r>
-      <w:proofErr w:type="spellStart"/>
-      <w:r>
-        <w:rPr>
-          <w:color w:val="000000"/>
-          <w:w w:val="105"/>
-          <w:shd w:val="clear" w:color="auto" w:fill="FFFF00"/>
-        </w:rPr>
-        <w:t>inmediato</w:t>
-      </w:r>
-      <w:proofErr w:type="spellEnd"/>
-      <w:r>
-        <w:rPr>
-          <w:rFonts w:ascii="Times New Roman" w:hAnsi="Times New Roman"/>
-          <w:color w:val="000000"/>
-          <w:spacing w:val="43"/>
-          <w:w w:val="105"/>
-          <w:shd w:val="clear" w:color="auto" w:fill="FFFF00"/>
-        </w:rPr>
-        <w:t xml:space="preserve"> </w:t>
-      </w:r>
-      <w:r>
-        <w:rPr>
-          <w:color w:val="000000"/>
-          <w:w w:val="105"/>
-          <w:shd w:val="clear" w:color="auto" w:fill="FFFF00"/>
-        </w:rPr>
-        <w:t>o</w:t>
-      </w:r>
-      <w:r>
-        <w:rPr>
-          <w:rFonts w:ascii="Times New Roman" w:hAnsi="Times New Roman"/>
-          <w:color w:val="000000"/>
-          <w:spacing w:val="35"/>
-          <w:w w:val="105"/>
-          <w:shd w:val="clear" w:color="auto" w:fill="FFFF00"/>
-        </w:rPr>
-        <w:t xml:space="preserve"> </w:t>
-      </w:r>
-      <w:proofErr w:type="spellStart"/>
-      <w:r>
-        <w:rPr>
-          <w:color w:val="000000"/>
-          <w:w w:val="105"/>
-          <w:shd w:val="clear" w:color="auto" w:fill="FFFF00"/>
-        </w:rPr>
-        <w:t>máximo</w:t>
-      </w:r>
-      <w:proofErr w:type="spellEnd"/>
-      <w:r>
-        <w:rPr>
-          <w:rFonts w:ascii="Times New Roman" w:hAnsi="Times New Roman"/>
-          <w:color w:val="000000"/>
-          <w:spacing w:val="44"/>
-          <w:w w:val="105"/>
-          <w:shd w:val="clear" w:color="auto" w:fill="FFFF00"/>
-        </w:rPr>
-        <w:t xml:space="preserve"> </w:t>
-      </w:r>
-      <w:r>
-        <w:rPr>
-          <w:color w:val="000000"/>
-          <w:w w:val="105"/>
-          <w:shd w:val="clear" w:color="auto" w:fill="FFFF00"/>
-        </w:rPr>
-        <w:t>3</w:t>
-      </w:r>
-      <w:r>
-        <w:rPr>
-          <w:rFonts w:ascii="Times New Roman" w:hAnsi="Times New Roman"/>
-          <w:color w:val="000000"/>
-          <w:spacing w:val="35"/>
-          <w:w w:val="105"/>
-          <w:shd w:val="clear" w:color="auto" w:fill="FFFF00"/>
-        </w:rPr>
-        <w:t xml:space="preserve"> </w:t>
-      </w:r>
-      <w:r>
-        <w:rPr>
-          <w:color w:val="000000"/>
-          <w:spacing w:val="-2"/>
-          <w:w w:val="105"/>
-          <w:shd w:val="clear" w:color="auto" w:fill="FFFF00"/>
-        </w:rPr>
-        <w:t>días)</w:t>
+          <w:lang w:val="es-ES"/>
+        </w:rPr>
+        <w:t>Tiempo para recibir queja - d</w:t>
+      </w:r>
+      <w:r>
+        <w:rPr>
+          <w:w w:val="105"/>
+          <w:lang w:val="es-MX"/>
+        </w:rPr>
+        <w:t xml:space="preserve">entro de los primeros </w:t>
+      </w:r>
+      <w:r>
+        <w:rPr>
+          <w:b/>
+          <w:bCs/>
+          <w:w w:val="105"/>
+          <w:lang w:val="es-MX"/>
+        </w:rPr>
+        <w:t>3 a 5 días hábiles.</w:t>
       </w:r>
     </w:p>
     <w:p>
       <w:pPr>
         <w:pStyle w:val="Textoindependiente"/>
-        <w:spacing w:before="55"/>
+        <w:spacing w:before="46"/>
         <w:ind w:left="945"/>
+        <w:rPr>
+          <w:w w:val="105"/>
+          <w:lang w:val="es-MX"/>
+        </w:rPr>
       </w:pPr>
       <w:r>
-        <w:t>Tiempo</w:t>
-      </w:r>
-      <w:r>
-        <w:rPr>
-          <w:rFonts w:ascii="Times New Roman" w:hAnsi="Times New Roman"/>
-          <w:spacing w:val="62"/>
-        </w:rPr>
-        <w:t xml:space="preserve"> </w:t>
-      </w:r>
-      <w:r>
-        <w:t>de</w:t>
-      </w:r>
-      <w:r>
-        <w:rPr>
-          <w:rFonts w:ascii="Times New Roman" w:hAnsi="Times New Roman"/>
-          <w:spacing w:val="63"/>
-        </w:rPr>
-        <w:t xml:space="preserve"> </w:t>
-      </w:r>
-      <w:proofErr w:type="spellStart"/>
-      <w:r>
-        <w:t>investigación</w:t>
-      </w:r>
-      <w:proofErr w:type="spellEnd"/>
-      <w:r>
-        <w:rPr>
-          <w:rFonts w:ascii="Times New Roman" w:hAnsi="Times New Roman"/>
-          <w:spacing w:val="67"/>
-        </w:rPr>
-        <w:t xml:space="preserve"> </w:t>
-      </w:r>
-      <w:r>
-        <w:rPr>
-          <w:color w:val="000000"/>
-          <w:shd w:val="clear" w:color="auto" w:fill="FFFF00"/>
-        </w:rPr>
-        <w:t>(</w:t>
-      </w:r>
-      <w:proofErr w:type="spellStart"/>
-      <w:r>
-        <w:rPr>
-          <w:color w:val="000000"/>
-          <w:shd w:val="clear" w:color="auto" w:fill="FFFF00"/>
-        </w:rPr>
-        <w:t>ej</w:t>
-      </w:r>
-      <w:proofErr w:type="spellEnd"/>
-      <w:r>
-        <w:rPr>
-          <w:color w:val="000000"/>
-          <w:shd w:val="clear" w:color="auto" w:fill="FFFF00"/>
-        </w:rPr>
-        <w:t>.</w:t>
-      </w:r>
-      <w:r>
-        <w:rPr>
-          <w:rFonts w:ascii="Times New Roman" w:hAnsi="Times New Roman"/>
-          <w:color w:val="000000"/>
-          <w:spacing w:val="62"/>
-          <w:shd w:val="clear" w:color="auto" w:fill="FFFF00"/>
-        </w:rPr>
-        <w:t xml:space="preserve"> </w:t>
-      </w:r>
-      <w:r>
-        <w:rPr>
-          <w:color w:val="000000"/>
-          <w:shd w:val="clear" w:color="auto" w:fill="FFFF00"/>
-        </w:rPr>
-        <w:t>10</w:t>
-      </w:r>
-      <w:r>
-        <w:rPr>
-          <w:rFonts w:ascii="Calibri" w:hAnsi="Calibri"/>
-          <w:color w:val="000000"/>
-          <w:shd w:val="clear" w:color="auto" w:fill="FFFF00"/>
-        </w:rPr>
-        <w:t>–</w:t>
-      </w:r>
-      <w:r>
-        <w:rPr>
-          <w:color w:val="000000"/>
-          <w:shd w:val="clear" w:color="auto" w:fill="FFFF00"/>
-        </w:rPr>
-        <w:t>15</w:t>
-      </w:r>
-      <w:r>
-        <w:rPr>
-          <w:rFonts w:ascii="Times New Roman" w:hAnsi="Times New Roman"/>
-          <w:color w:val="000000"/>
-          <w:spacing w:val="61"/>
-          <w:shd w:val="clear" w:color="auto" w:fill="FFFF00"/>
-        </w:rPr>
-        <w:t xml:space="preserve"> </w:t>
-      </w:r>
-      <w:r>
-        <w:rPr>
-          <w:color w:val="000000"/>
-          <w:shd w:val="clear" w:color="auto" w:fill="FFFF00"/>
-        </w:rPr>
-        <w:t>días</w:t>
-      </w:r>
-      <w:r>
-        <w:rPr>
-          <w:rFonts w:ascii="Times New Roman" w:hAnsi="Times New Roman"/>
-          <w:color w:val="000000"/>
-          <w:spacing w:val="63"/>
-          <w:shd w:val="clear" w:color="auto" w:fill="FFFF00"/>
-        </w:rPr>
-        <w:t xml:space="preserve"> </w:t>
-      </w:r>
-      <w:proofErr w:type="spellStart"/>
-      <w:r>
-        <w:rPr>
-          <w:color w:val="000000"/>
-          <w:spacing w:val="-2"/>
-          <w:shd w:val="clear" w:color="auto" w:fill="FFFF00"/>
-        </w:rPr>
-        <w:t>hábiles</w:t>
-      </w:r>
-      <w:proofErr w:type="spellEnd"/>
-      <w:r>
-        <w:rPr>
-          <w:color w:val="000000"/>
-          <w:spacing w:val="-2"/>
-          <w:shd w:val="clear" w:color="auto" w:fill="FFFF00"/>
-        </w:rPr>
-        <w:t>)</w:t>
+        <w:rPr>
+          <w:w w:val="105"/>
+          <w:lang w:val="es-ES"/>
+        </w:rPr>
+        <w:t xml:space="preserve">Tiempo de investigación - </w:t>
+      </w:r>
+      <w:r>
+        <w:rPr>
+          <w:b/>
+          <w:bCs/>
+          <w:w w:val="105"/>
+          <w:lang w:val="es-MX"/>
+        </w:rPr>
+        <w:t xml:space="preserve">10 a 20 días hábiles </w:t>
+      </w:r>
+      <w:r>
+        <w:rPr>
+          <w:w w:val="105"/>
+          <w:lang w:val="es-MX"/>
+        </w:rPr>
+        <w:t>(dependiendo de la complejidad)</w:t>
+      </w:r>
+    </w:p>
+    <w:p>
+      <w:pPr>
+        <w:pStyle w:val="Textoindependiente"/>
+        <w:spacing w:before="46"/>
+        <w:ind w:left="945"/>
+        <w:rPr>
+          <w:w w:val="105"/>
+          <w:lang w:val="es-MX"/>
+        </w:rPr>
+      </w:pPr>
+      <w:r>
+        <w:rPr>
+          <w:w w:val="105"/>
+          <w:lang w:val="es-ES"/>
+        </w:rPr>
+        <w:t xml:space="preserve">Tiempo para resolución - </w:t>
+      </w:r>
+      <w:r>
+        <w:rPr>
+          <w:b/>
+          <w:bCs/>
+          <w:w w:val="105"/>
+          <w:lang w:val="es-ES"/>
+        </w:rPr>
+        <w:t xml:space="preserve">30 días hábiles </w:t>
+      </w:r>
+      <w:r>
+        <w:rPr>
+          <w:w w:val="105"/>
+          <w:lang w:val="es-ES"/>
+        </w:rPr>
+        <w:t>desde la recepción </w:t>
       </w:r>
     </w:p>
     <w:p>
@@ -28985,43 +28761,6 @@
         <w:spacing w:before="46"/>
         <w:ind w:left="945"/>
       </w:pPr>
-      <w:r>
-        <w:rPr>
-          <w:w w:val="105"/>
-        </w:rPr>
-        <w:t>Tiempo</w:t>
-      </w:r>
-      <w:r>
-        <w:rPr>
-          <w:rFonts w:ascii="Times New Roman" w:hAnsi="Times New Roman"/>
-          <w:spacing w:val="34"/>
-          <w:w w:val="105"/>
-        </w:rPr>
-        <w:t xml:space="preserve"> </w:t>
-      </w:r>
-      <w:r>
-        <w:rPr>
-          <w:w w:val="105"/>
-        </w:rPr>
-        <w:t>para</w:t>
-      </w:r>
-      <w:r>
-        <w:rPr>
-          <w:rFonts w:ascii="Times New Roman" w:hAnsi="Times New Roman"/>
-          <w:spacing w:val="38"/>
-          <w:w w:val="105"/>
-        </w:rPr>
-        <w:t xml:space="preserve"> </w:t>
-      </w:r>
-      <w:proofErr w:type="spellStart"/>
-      <w:r>
-        <w:rPr>
-          <w:spacing w:val="-2"/>
-          <w:w w:val="105"/>
-        </w:rPr>
-        <w:t>resolución</w:t>
-      </w:r>
-      <w:proofErr w:type="spellEnd"/>
     </w:p>
     <w:p>
       <w:pPr>
@@ -30227,7 +29966,7 @@
               <v:path arrowok="t"/>
             </v:shape>
             <v:shape id="docshape178" o:spid="_x0000_s1219" type="#_x0000_t75" style="position:absolute;left:1245;top:599;width:120;height:263">
-              <v:imagedata r:id="rId13" o:title=""/>
+              <v:imagedata r:id="rId12" o:title=""/>
             </v:shape>
             <v:shape id="docshape179" o:spid="_x0000_s1218" type="#_x0000_t202" style="position:absolute;left:315;width:1985;height:863" filled="f" stroked="f">
               <v:textbox inset="0,0,0,0">
@@ -30546,8 +30285,10 @@
       <w:pPr>
         <w:spacing w:before="95"/>
         <w:ind w:left="950"/>
+        <w:jc w:val="center"/>
         <w:rPr>
           <w:sz w:val="16"/>
+          <w:lang w:val="es-MX"/>
         </w:rPr>
       </w:pPr>
       <w:r>
@@ -30578,7 +30319,7 @@
                     <pic:cNvPicPr/>
                   </pic:nvPicPr>
                   <pic:blipFill>
-                    <a:blip r:embed="rId14" cstate="print"/>
+                    <a:blip r:embed="rId13" cstate="print"/>
                     <a:stretch>
                       <a:fillRect/>
                     </a:stretch>
@@ -30626,7 +30367,7 @@
                     <pic:cNvPicPr/>
                   </pic:nvPicPr>
                   <pic:blipFill>
-                    <a:blip r:embed="rId15" cstate="print"/>
+                    <a:blip r:embed="rId14" cstate="print"/>
                     <a:stretch>
                       <a:fillRect/>
                     </a:stretch>
@@ -30649,7 +30390,7 @@
       <w:r>
         <w:pict w14:anchorId="760E1ED4">
           <v:shape id="docshape182" o:spid="_x0000_s1214" type="#_x0000_t202" style="position:absolute;left:0;text-align:left;margin-left:223.7pt;margin-top:24.2pt;width:175.95pt;height:35.15pt;z-index:15752192;mso-position-horizontal-relative:page;mso-position-vertical-relative:text" fillcolor="#d9d9d9" stroked="f">
-            <v:textbox inset="0,0,0,0">
+            <v:textbox style="mso-next-textbox:#docshape182" inset="0,0,0,0">
               <w:txbxContent>
                 <w:p>
                   <w:pPr>
@@ -30814,18 +30555,44 @@
           </v:shape>
         </w:pict>
       </w:r>
-      <w:hyperlink r:id="rId16">
-        <w:r>
-          <w:rPr>
-            <w:color w:val="000000"/>
-            <w:spacing w:val="-2"/>
-            <w:w w:val="105"/>
-            <w:sz w:val="16"/>
-            <w:shd w:val="clear" w:color="auto" w:fill="FFFF00"/>
-          </w:rPr>
-          <w:t>recursoshumanos@optra.com</w:t>
-        </w:r>
-      </w:hyperlink>
+      <w:proofErr w:type="spellStart"/>
+      <w:r>
+        <w:rPr>
+          <w:sz w:val="16"/>
+          <w:lang w:val="es-MX"/>
+        </w:rPr>
+        <w:t>buzon_denuncia</w:t>
+      </w:r>
+      <w:proofErr w:type="spellEnd"/>
+      <w:r>
+        <w:rPr>
+          <w:sz w:val="16"/>
+          <w:lang w:val="es-MX"/>
+        </w:rPr>
+        <w:br/>
+      </w:r>
+      <w:r>
+        <w:rPr>
+          <w:sz w:val="16"/>
+          <w:lang w:val="es-MX"/>
+        </w:rPr>
+        <w:t>@consorcio-optra.com</w:t>
+      </w:r>
+    </w:p>
+    <w:p>
+      <w:pPr>
+        <w:spacing w:before="95"/>
+        <w:ind w:left="950"/>
+        <w:rPr>
+          <w:sz w:val="16"/>
+        </w:rPr>
+      </w:pPr>
+      <w:r>
+        <w:rPr>
+          <w:sz w:val="16"/>
+        </w:rPr>
+        <w:t xml:space="preserve"> </w:t>
+      </w:r>
     </w:p>
     <w:p>
       <w:pPr>
@@ -31102,7 +30869,7 @@
           <v:group id="docshapegroup184" o:spid="_x0000_s1186" style="position:absolute;margin-left:0;margin-top:0;width:540pt;height:10in;z-index:-16265728;mso-position-horizontal-relative:page;mso-position-vertical-relative:page" coordsize="10800,14400">
             <v:rect id="docshape185" o:spid="_x0000_s1212" style="position:absolute;left:294;top:480;width:10266;height:1078" fillcolor="#7f7f7f" stroked="f"/>
             <v:shape id="docshape186" o:spid="_x0000_s1211" type="#_x0000_t75" style="position:absolute;left:1315;top:727;width:8195;height:717">
-              <v:imagedata r:id="rId17" o:title=""/>
+              <v:imagedata r:id="rId15" o:title=""/>
             </v:shape>
             <v:shape id="docshape187" o:spid="_x0000_s1210" style="position:absolute;left:294;top:1678;width:3546;height:668" coordorigin="295,1678" coordsize="3546,668" path="m3291,2346r-2448,l733,2342,630,2330r-93,-18l455,2287r-67,-30l338,2223r-43,-78l295,1879r41,-77l387,1768r68,-31l521,1716r73,-16l674,1688r83,-7l843,1678r2448,l3402,1682r103,12l3598,1712r81,25l3746,1767r51,34l3840,1879r,266l3798,2222r-50,34l3679,2287r-66,21l3540,2324r-79,12l3378,2343r-87,3xe" filled="f" strokecolor="#d7e4bd">
               <v:path arrowok="t"/>
@@ -31130,13 +30897,13 @@
               <v:path arrowok="t" o:connecttype="segments"/>
             </v:shape>
             <v:shape id="docshape194" o:spid="_x0000_s1203" type="#_x0000_t75" style="position:absolute;left:6173;top:5950;width:120;height:341">
-              <v:imagedata r:id="rId18" o:title=""/>
+              <v:imagedata r:id="rId16" o:title=""/>
             </v:shape>
             <v:shape id="docshape195" o:spid="_x0000_s1202" type="#_x0000_t75" style="position:absolute;left:6173;top:6994;width:120;height:327">
-              <v:imagedata r:id="rId19" o:title=""/>
+              <v:imagedata r:id="rId17" o:title=""/>
             </v:shape>
             <v:shape id="docshape196" o:spid="_x0000_s1201" type="#_x0000_t75" style="position:absolute;left:6173;top:8024;width:120;height:344">
-              <v:imagedata r:id="rId20" o:title=""/>
+              <v:imagedata r:id="rId18" o:title=""/>
             </v:shape>
             <v:shape id="docshape197" o:spid="_x0000_s1200" style="position:absolute;left:5273;top:9369;width:1920;height:1482" coordorigin="5273,9369" coordsize="1920,1482" path="m6233,9369r-960,741l6233,10850r960,-740l6233,9369xe" fillcolor="#d9d9d9" stroked="f">
               <v:path arrowok="t"/>
@@ -31145,7 +30912,7 @@
               <v:path arrowok="t"/>
             </v:shape>
             <v:shape id="docshape199" o:spid="_x0000_s1198" type="#_x0000_t75" style="position:absolute;left:6173;top:9071;width:120;height:298">
-              <v:imagedata r:id="rId21" o:title=""/>
+              <v:imagedata r:id="rId19" o:title=""/>
             </v:shape>
             <v:shape id="docshape200" o:spid="_x0000_s1197" style="position:absolute;left:8345;top:7061;width:2053;height:1228" coordorigin="8345,7062" coordsize="2053,1228" o:spt="100" adj="0,,0" path="m10398,7271r-1767,l8631,8088r98,1l8820,8093r84,6l8982,8107r73,10l9123,8129r64,12l9247,8154r57,14l9358,8183r156,43l9565,8239r52,12l9670,8262r54,10l9782,8279r60,6l9905,8288r68,1l10046,8287r78,-5l10209,8273r91,-12l10398,8245r,-974xm10252,7165r-1755,l8497,7987r49,1l8589,7990r30,2l8631,7993r,-722l10252,7271r,-106xm10115,7062r-1770,l8345,7881r56,1l8450,7883r47,3l8497,7165r1618,l10115,7062xe" fillcolor="#d9d9d9" stroked="f">
               <v:stroke joinstyle="round"/>
@@ -31158,10 +30925,10 @@
               <v:path arrowok="t" o:connecttype="segments"/>
             </v:shape>
             <v:shape id="docshape202" o:spid="_x0000_s1195" type="#_x0000_t75" style="position:absolute;left:7992;top:7615;width:353;height:120">
-              <v:imagedata r:id="rId22" o:title=""/>
+              <v:imagedata r:id="rId20" o:title=""/>
             </v:shape>
             <v:shape id="docshape203" o:spid="_x0000_s1194" type="#_x0000_t75" style="position:absolute;left:6173;top:10850;width:120;height:359">
-              <v:imagedata r:id="rId23" o:title=""/>
+              <v:imagedata r:id="rId21" o:title=""/>
             </v:shape>
             <v:shape id="docshape204" o:spid="_x0000_s1193" style="position:absolute;left:7193;top:10102;width:1167;height:2779" coordorigin="7193,10102" coordsize="1167,2779" o:spt="100" adj="0,,0" path="m8113,12761r-120,60l8113,12881r,-52l8093,12829r,-15l8113,12814r,-53xm8113,12814r-20,l8093,12829r20,l8113,12814xm8345,12814r-232,l8113,12829r244,l8360,12825r,-4l8345,12821r,-7xm8345,10110r,2711l8353,12814r7,l8360,10117r-7,l8345,10110xm8360,12814r-7,l8345,12821r15,l8360,12814xm8357,10102r-1164,l7193,10117r1152,l8345,10110r15,l8360,10105r-3,-3xm8360,10110r-15,l8353,10117r7,l8360,10110xe" fillcolor="#7f7f7f" stroked="f">
               <v:stroke joinstyle="round"/>
@@ -31169,7 +30936,7 @@
               <v:path arrowok="t" o:connecttype="segments"/>
             </v:shape>
             <v:shape id="docshape205" o:spid="_x0000_s1192" type="#_x0000_t75" style="position:absolute;left:6173;top:11911;width:120;height:379">
-              <v:imagedata r:id="rId24" o:title=""/>
+              <v:imagedata r:id="rId22" o:title=""/>
             </v:shape>
             <v:shape id="docshape206" o:spid="_x0000_s1191" style="position:absolute;left:5880;top:13544;width:720;height:653" coordorigin="5880,13545" coordsize="720,653" path="m6240,13545r-83,9l6082,13578r-67,39l5959,13667r-42,61l5890,13796r-10,75l5890,13946r27,69l5959,14075r56,51l6082,14164r75,25l6240,14197r83,-8l6398,14164r67,-38l6521,14075r42,-60l6590,13946r10,-75l6590,13796r-27,-68l6521,13667r-56,-50l6398,13578r-75,-24l6240,13545xe" fillcolor="#d9d9d9" stroked="f">
               <v:path arrowok="t"/>
@@ -31178,7 +30945,7 @@
               <v:path arrowok="t"/>
             </v:shape>
             <v:shape id="docshape208" o:spid="_x0000_s1189" type="#_x0000_t75" style="position:absolute;left:6176;top:13351;width:120;height:194">
-              <v:imagedata r:id="rId25" o:title=""/>
+              <v:imagedata r:id="rId23" o:title=""/>
             </v:shape>
             <v:shape id="docshape209" o:spid="_x0000_s1188" style="position:absolute;left:1110;top:5766;width:2490;height:586" coordorigin="1110,5767" coordsize="2490,586" path="m3600,5767r-2490,l1110,6321r110,8l1323,6336r98,6l1512,6347r87,3l1681,6352r77,l1831,6352r70,-1l1968,6349r64,-3l2094,6343r60,-4l2270,6329r113,-12l2556,6299r60,-7l2678,6286r64,-6l2809,6274r70,-6l2952,6263r77,-5l3111,6253r87,-3l3289,6247r98,-3l3490,6243r110,l3600,5767xe" fillcolor="#d9d9d9" stroked="f">
               <v:path arrowok="t"/>
@@ -31976,7 +31743,7 @@
           <v:group id="docshapegroup212" o:spid="_x0000_s1181" style="width:513.3pt;height:53.9pt;mso-position-horizontal-relative:char;mso-position-vertical-relative:line" coordsize="10266,1078">
             <v:rect id="docshape213" o:spid="_x0000_s1184" style="position:absolute;width:10266;height:1078" fillcolor="#7f7f7f" stroked="f"/>
             <v:shape id="docshape214" o:spid="_x0000_s1183" type="#_x0000_t75" style="position:absolute;left:1020;top:247;width:8195;height:717">
-              <v:imagedata r:id="rId17" o:title=""/>
+              <v:imagedata r:id="rId15" o:title=""/>
             </v:shape>
             <v:shape id="docshape215" o:spid="_x0000_s1182" type="#_x0000_t202" style="position:absolute;width:10266;height:1078" filled="f" stroked="f">
               <v:textbox inset="0,0,0,0">
@@ -32205,7 +31972,7 @@
         <w:pict w14:anchorId="2DC6E81A">
           <v:group id="docshapegroup216" o:spid="_x0000_s1175" style="position:absolute;left:0;text-align:left;margin-left:24pt;margin-top:32.75pt;width:130.4pt;height:100.1pt;z-index:15754752;mso-position-horizontal-relative:page" coordorigin="480,655" coordsize="2608,2002">
             <v:shape id="docshape217" o:spid="_x0000_s1180" type="#_x0000_t75" style="position:absolute;left:1723;top:1327;width:120;height:295">
-              <v:imagedata r:id="rId26" o:title=""/>
+              <v:imagedata r:id="rId24" o:title=""/>
             </v:shape>
             <v:shape id="docshape218" o:spid="_x0000_s1179" style="position:absolute;left:1423;top:674;width:720;height:653" coordorigin="1424,675" coordsize="720,653" path="m1784,675r-83,8l1626,708r-67,38l1503,797r-43,60l1433,926r-9,75l1433,1076r27,68l1503,1205r56,51l1626,1294r75,25l1784,1327r82,-8l1942,1294r67,-38l2065,1205r42,-61l2134,1076r10,-75l2134,926r-27,-69l2065,797r-56,-51l1942,708r-76,-25l1784,675xe" fillcolor="#d9d9d9" stroked="f">
               <v:path arrowok="t"/>
@@ -34539,7 +34306,7 @@
         <w:pict w14:anchorId="4826351A">
           <v:group id="docshapegroup259" o:spid="_x0000_s1128" style="position:absolute;left:0;text-align:left;margin-left:180.35pt;margin-top:135.5pt;width:168.05pt;height:113.15pt;z-index:15762432;mso-position-horizontal-relative:page;mso-position-vertical-relative:page" coordorigin="3607,2710" coordsize="3361,2263">
             <v:shape id="docshape260" o:spid="_x0000_s1133" type="#_x0000_t75" style="position:absolute;left:5227;top:3383;width:120;height:279">
-              <v:imagedata r:id="rId27" o:title=""/>
+              <v:imagedata r:id="rId25" o:title=""/>
             </v:shape>
             <v:shape id="docshape261" o:spid="_x0000_s1132" style="position:absolute;left:4927;top:2730;width:720;height:653" coordorigin="4927,2730" coordsize="720,653" path="m5287,2730r-82,9l5129,2764r-67,38l5006,2853r-42,60l4937,2982r-10,75l4937,3131r27,69l5006,3261r56,50l5129,3350r76,24l5287,3383r83,-9l5446,3350r67,-39l5568,3261r43,-61l5638,3131r9,-74l5638,2982r-27,-69l5568,2853r-55,-51l5446,2764r-76,-25l5287,2730xe" fillcolor="#d9d9d9" stroked="f">
               <v:path arrowok="t"/>
@@ -34917,7 +34684,7 @@
         <w:pict w14:anchorId="50E196A0">
           <v:group id="docshapegroup266" o:spid="_x0000_s1118" style="position:absolute;left:0;text-align:left;margin-left:180.35pt;margin-top:338.9pt;width:168.05pt;height:154.1pt;z-index:15763456;mso-position-horizontal-relative:page;mso-position-vertical-relative:page" coordorigin="3607,6778" coordsize="3361,3082">
             <v:shape id="docshape267" o:spid="_x0000_s1126" type="#_x0000_t75" style="position:absolute;left:5227;top:7680;width:120;height:360">
-              <v:imagedata r:id="rId28" o:title=""/>
+              <v:imagedata r:id="rId26" o:title=""/>
             </v:shape>
             <v:shape id="docshape268" o:spid="_x0000_s1125" style="position:absolute;left:4130;top:8040;width:2314;height:1482" coordorigin="4131,8040" coordsize="2314,1482" path="m5287,8040l4131,8781r1156,740l6444,8781,5287,8040xe" fillcolor="#d9d9d9" stroked="f">
               <v:path arrowok="t"/>
@@ -34926,7 +34693,7 @@
               <v:path arrowok="t"/>
             </v:shape>
             <v:shape id="docshape270" o:spid="_x0000_s1123" type="#_x0000_t75" style="position:absolute;left:5227;top:9521;width:120;height:338">
-              <v:imagedata r:id="rId29" o:title=""/>
+              <v:imagedata r:id="rId27" o:title=""/>
             </v:shape>
             <v:shape id="docshape271" o:spid="_x0000_s1122" type="#_x0000_t202" style="position:absolute;left:4764;top:8491;width:1072;height:581" filled="f" stroked="f">
               <v:textbox inset="0,0,0,0">
@@ -35381,7 +35148,7 @@
           <v:group id="docshapegroup279" o:spid="_x0000_s1110" style="width:513.3pt;height:53.9pt;mso-position-horizontal-relative:char;mso-position-vertical-relative:line" coordsize="10266,1078">
             <v:rect id="docshape280" o:spid="_x0000_s1113" style="position:absolute;width:10266;height:1078" fillcolor="#7f7f7f" stroked="f"/>
             <v:shape id="docshape281" o:spid="_x0000_s1112" type="#_x0000_t75" style="position:absolute;left:1020;top:247;width:8195;height:717">
-              <v:imagedata r:id="rId17" o:title=""/>
+              <v:imagedata r:id="rId15" o:title=""/>
             </v:shape>
             <v:shape id="docshape282" o:spid="_x0000_s1111" type="#_x0000_t202" style="position:absolute;width:10266;height:1078" filled="f" stroked="f">
               <v:textbox inset="0,0,0,0">
@@ -36193,7 +35960,7 @@
         <w:pict w14:anchorId="4F82A0F3">
           <v:group id="docshapegroup294" o:spid="_x0000_s1089" style="position:absolute;margin-left:212.35pt;margin-top:16.05pt;width:309.6pt;height:138.3pt;z-index:-15696896;mso-wrap-distance-left:0;mso-wrap-distance-right:0;mso-position-horizontal-relative:page" coordorigin="4247,321" coordsize="6192,2766">
             <v:shape id="docshape295" o:spid="_x0000_s1098" type="#_x0000_t75" style="position:absolute;left:5227;top:321;width:120;height:369">
-              <v:imagedata r:id="rId30" o:title=""/>
+              <v:imagedata r:id="rId28" o:title=""/>
             </v:shape>
             <v:shape id="docshape296" o:spid="_x0000_s1097" style="position:absolute;left:4267;top:690;width:2040;height:1019" coordorigin="4267,690" coordsize="2040,1019" path="m5287,690l4267,1199r1020,510l6307,1199,5287,690xe" fillcolor="#d9d9d9" stroked="f">
               <v:path arrowok="t"/>
@@ -36806,7 +36573,7 @@
               <v:path arrowok="t"/>
             </v:shape>
             <v:shape id="docshape307" o:spid="_x0000_s1086" type="#_x0000_t75" style="position:absolute;left:5227;top:1218;width:120;height:362">
-              <v:imagedata r:id="rId31" o:title=""/>
+              <v:imagedata r:id="rId29" o:title=""/>
             </v:shape>
             <v:shape id="docshape308" o:spid="_x0000_s1085" style="position:absolute;left:4506;top:2629;width:1562;height:706" coordorigin="4507,2629" coordsize="1562,706" path="m6068,2629r-1561,l4507,3297r101,15l4701,3323r85,7l4864,3334r72,1l5003,3334r62,-4l5180,3316r107,-20l5395,3274r56,-12l5572,3240r66,-10l5710,3221r78,-8l5873,3208r93,-4l6068,3203r,-574xe" fillcolor="#d9d9d9" stroked="f">
               <v:path arrowok="t"/>
@@ -36815,7 +36582,7 @@
               <v:path arrowok="t"/>
             </v:shape>
             <v:shape id="docshape310" o:spid="_x0000_s1083" type="#_x0000_t75" style="position:absolute;left:5227;top:2248;width:120;height:382">
-              <v:imagedata r:id="rId32" o:title=""/>
+              <v:imagedata r:id="rId30" o:title=""/>
             </v:shape>
             <v:shape id="docshape311" o:spid="_x0000_s1082" type="#_x0000_t202" style="position:absolute;left:4731;top:1770;width:1132;height:197" filled="f" stroked="f">
               <v:textbox inset="0,0,0,0">
@@ -40587,7 +40354,7 @@
         </w:rPr>
         <w:pict w14:anchorId="5A942103">
           <v:shape id="docshape352" o:spid="_x0000_s1041" type="#_x0000_t75" style="position:absolute;margin-left:391.9pt;margin-top:42.15pt;width:16.4pt;height:22.75pt;z-index:-15643648">
-            <v:imagedata r:id="rId33" o:title=""/>
+            <v:imagedata r:id="rId31" o:title=""/>
           </v:shape>
         </w:pict>
       </w:r>
@@ -44103,7 +43870,6 @@
   <w:style w:type="character" w:default="1" w:styleId="Fuentedeprrafopredeter">
     <w:name w:val="Default Paragraph Font"/>
     <w:uiPriority w:val="1"/>
-    <w:semiHidden/>
     <w:unhideWhenUsed/>
   </w:style>
   <w:style w:type="table" w:default="1" w:styleId="Tablanormal">
@@ -44184,6 +43950,26 @@
     <w:basedOn w:val="Normal"/>
     <w:uiPriority w:val="1"/>
     <w:qFormat/>
+  </w:style>
+  <w:style w:type="paragraph" w:styleId="NormalWeb">
+    <w:name w:val="Normal (Web)"/>
+    <w:basedOn w:val="Normal"/>
+    <w:uiPriority w:val="99"/>
+    <w:semiHidden/>
+    <w:unhideWhenUsed/>
+    <w:rsid w:val="007B4AE4"/>
+    <w:pPr>
+      <w:widowControl/>
+      <w:autoSpaceDE/>
+      <w:autoSpaceDN/>
+      <w:spacing w:before="100" w:beforeAutospacing="1" w:after="100" w:afterAutospacing="1"/>
+    </w:pPr>
+    <w:rPr>
+      <w:rFonts w:ascii="Times New Roman" w:eastAsia="Times New Roman" w:hAnsi="Times New Roman" w:cs="Times New Roman"/>
+      <w:sz w:val="24"/>
+      <w:szCs w:val="24"/>
+      <w:lang w:val="es-MX" w:eastAsia="es-MX"/>
+    </w:rPr>
   </w:style>
 </w:styles>
 </file>
